--- a/myGame-Documentatie.docx
+++ b/myGame-Documentatie.docx
@@ -876,6 +876,9 @@
         <w:t>Vereisten</w:t>
       </w:r>
       <w:r>
+        <w:t xml:space="preserve"> en</w:t>
+      </w:r>
+      <w:r>
         <w:t xml:space="preserve"> Extra’s</w:t>
       </w:r>
       <w:bookmarkEnd w:id="0"/>
@@ -1252,7 +1255,6 @@
         <w:t xml:space="preserve"> </w:t>
       </w:r>
       <w:proofErr w:type="spellStart"/>
-      <w:proofErr w:type="gramStart"/>
       <w:r>
         <w:rPr>
           <w:rFonts w:ascii="Consolas" w:eastAsia="Times New Roman" w:hAnsi="Consolas" w:cs="Times New Roman"/>
@@ -1276,20 +1278,7 @@
           <w:lang w:val="en-US" w:eastAsia="nl-BE"/>
           <w14:ligatures w14:val="none"/>
         </w:rPr>
-        <w:t>(</w:t>
-      </w:r>
-      <w:proofErr w:type="gramEnd"/>
-      <w:r>
-        <w:rPr>
-          <w:rFonts w:ascii="Consolas" w:eastAsia="Times New Roman" w:hAnsi="Consolas" w:cs="Times New Roman"/>
-          <w:color w:val="000000"/>
-          <w:kern w:val="0"/>
-          <w:sz w:val="21"/>
-          <w:szCs w:val="21"/>
-          <w:lang w:val="en-US" w:eastAsia="nl-BE"/>
-          <w14:ligatures w14:val="none"/>
-        </w:rPr>
-        <w:t>)</w:t>
+        <w:t>()</w:t>
       </w:r>
     </w:p>
     <w:p>
@@ -1367,20 +1356,7 @@
           <w:lang w:val="en-US" w:eastAsia="nl-BE"/>
           <w14:ligatures w14:val="none"/>
         </w:rPr>
-        <w:t xml:space="preserve"> </w:t>
-      </w:r>
-      <w:proofErr w:type="gramStart"/>
-      <w:r>
-        <w:rPr>
-          <w:rFonts w:ascii="Consolas" w:eastAsia="Times New Roman" w:hAnsi="Consolas" w:cs="Times New Roman"/>
-          <w:color w:val="000000"/>
-          <w:kern w:val="0"/>
-          <w:sz w:val="21"/>
-          <w:szCs w:val="21"/>
-          <w:lang w:val="en-US" w:eastAsia="nl-BE"/>
-          <w14:ligatures w14:val="none"/>
-        </w:rPr>
-        <w:t>(!</w:t>
+        <w:t xml:space="preserve"> (!</w:t>
       </w:r>
       <w:proofErr w:type="spellStart"/>
       <w:r>
@@ -1396,7 +1372,6 @@
         <w:t>isInvulnerable</w:t>
       </w:r>
       <w:proofErr w:type="spellEnd"/>
-      <w:proofErr w:type="gramEnd"/>
       <w:r>
         <w:rPr>
           <w:rFonts w:ascii="Consolas" w:eastAsia="Times New Roman" w:hAnsi="Consolas" w:cs="Times New Roman"/>
@@ -1487,22 +1462,8 @@
           <w:lang w:val="en-US" w:eastAsia="nl-BE"/>
           <w14:ligatures w14:val="none"/>
         </w:rPr>
-        <w:t>-</w:t>
-      </w:r>
-      <w:proofErr w:type="gramStart"/>
-      <w:r>
-        <w:rPr>
-          <w:rFonts w:ascii="Consolas" w:eastAsia="Times New Roman" w:hAnsi="Consolas" w:cs="Times New Roman"/>
-          <w:color w:val="000000"/>
-          <w:kern w:val="0"/>
-          <w:sz w:val="21"/>
-          <w:szCs w:val="21"/>
-          <w:lang w:val="en-US" w:eastAsia="nl-BE"/>
-          <w14:ligatures w14:val="none"/>
-        </w:rPr>
-        <w:t>-;</w:t>
-      </w:r>
-      <w:proofErr w:type="gramEnd"/>
+        <w:t>--;</w:t>
+      </w:r>
     </w:p>
     <w:p>
       <w:pPr>
@@ -1556,7 +1517,6 @@
         </w:rPr>
         <w:t xml:space="preserve"> = </w:t>
       </w:r>
-      <w:proofErr w:type="gramStart"/>
       <w:r>
         <w:rPr>
           <w:rFonts w:ascii="Consolas" w:eastAsia="Times New Roman" w:hAnsi="Consolas" w:cs="Times New Roman"/>
@@ -1581,7 +1541,6 @@
         </w:rPr>
         <w:t>;</w:t>
       </w:r>
-      <w:proofErr w:type="gramEnd"/>
     </w:p>
     <w:p>
       <w:pPr>
@@ -1636,7 +1595,6 @@
         <w:t xml:space="preserve"> = </w:t>
       </w:r>
       <w:proofErr w:type="spellStart"/>
-      <w:proofErr w:type="gramStart"/>
       <w:r>
         <w:rPr>
           <w:rFonts w:ascii="Consolas" w:eastAsia="Times New Roman" w:hAnsi="Consolas" w:cs="Times New Roman"/>
@@ -1662,7 +1620,6 @@
         </w:rPr>
         <w:t>;</w:t>
       </w:r>
-      <w:proofErr w:type="gramEnd"/>
     </w:p>
     <w:p>
       <w:pPr>
@@ -1691,7 +1648,6 @@
         <w:t xml:space="preserve">                </w:t>
       </w:r>
       <w:proofErr w:type="spellStart"/>
-      <w:proofErr w:type="gramStart"/>
       <w:r>
         <w:rPr>
           <w:rFonts w:ascii="Consolas" w:eastAsia="Times New Roman" w:hAnsi="Consolas" w:cs="Times New Roman"/>
@@ -1717,7 +1673,6 @@
         </w:rPr>
         <w:t>?.</w:t>
       </w:r>
-      <w:proofErr w:type="gramEnd"/>
       <w:r>
         <w:rPr>
           <w:rFonts w:ascii="Consolas" w:eastAsia="Times New Roman" w:hAnsi="Consolas" w:cs="Times New Roman"/>
@@ -1913,7 +1868,6 @@
         <w:t xml:space="preserve">                    </w:t>
       </w:r>
       <w:proofErr w:type="spellStart"/>
-      <w:proofErr w:type="gramStart"/>
       <w:r>
         <w:rPr>
           <w:rFonts w:ascii="Consolas" w:eastAsia="Times New Roman" w:hAnsi="Consolas" w:cs="Times New Roman"/>
@@ -1939,7 +1893,6 @@
         </w:rPr>
         <w:t>?.</w:t>
       </w:r>
-      <w:proofErr w:type="gramEnd"/>
       <w:r>
         <w:rPr>
           <w:rFonts w:ascii="Consolas" w:eastAsia="Times New Roman" w:hAnsi="Consolas" w:cs="Times New Roman"/>
@@ -2226,7 +2179,6 @@
         <w:t xml:space="preserve"> </w:t>
       </w:r>
       <w:proofErr w:type="spellStart"/>
-      <w:proofErr w:type="gramStart"/>
       <w:r>
         <w:rPr>
           <w:rFonts w:ascii="Consolas" w:eastAsia="Times New Roman" w:hAnsi="Consolas" w:cs="Times New Roman"/>
@@ -2252,7 +2204,6 @@
         </w:rPr>
         <w:t>(</w:t>
       </w:r>
-      <w:proofErr w:type="gramEnd"/>
       <w:r>
         <w:rPr>
           <w:rFonts w:ascii="Consolas" w:eastAsia="Times New Roman" w:hAnsi="Consolas" w:cs="Times New Roman"/>
@@ -2594,7 +2545,6 @@
         <w:t xml:space="preserve"> </w:t>
       </w:r>
       <w:proofErr w:type="spellStart"/>
-      <w:proofErr w:type="gramStart"/>
       <w:r>
         <w:rPr>
           <w:rFonts w:ascii="Consolas" w:eastAsia="Times New Roman" w:hAnsi="Consolas" w:cs="Times New Roman"/>
@@ -2620,7 +2570,6 @@
         </w:rPr>
         <w:t>(</w:t>
       </w:r>
-      <w:proofErr w:type="gramEnd"/>
     </w:p>
     <w:p>
       <w:pPr>
@@ -2649,7 +2598,6 @@
         <w:t xml:space="preserve">                    </w:t>
       </w:r>
       <w:proofErr w:type="spellStart"/>
-      <w:proofErr w:type="gramStart"/>
       <w:r>
         <w:rPr>
           <w:rFonts w:ascii="Consolas" w:eastAsia="Times New Roman" w:hAnsi="Consolas" w:cs="Times New Roman"/>
@@ -2711,7 +2659,6 @@
         <w:t>Load</w:t>
       </w:r>
       <w:proofErr w:type="spellEnd"/>
-      <w:proofErr w:type="gramEnd"/>
       <w:r>
         <w:rPr>
           <w:rFonts w:ascii="Consolas" w:eastAsia="Times New Roman" w:hAnsi="Consolas" w:cs="Times New Roman"/>
@@ -2913,7 +2860,6 @@
         </w:rPr>
         <w:t xml:space="preserve"> </w:t>
       </w:r>
-      <w:proofErr w:type="gramStart"/>
       <w:r>
         <w:rPr>
           <w:rFonts w:ascii="Consolas" w:eastAsia="Times New Roman" w:hAnsi="Consolas" w:cs="Times New Roman"/>
@@ -2938,7 +2884,6 @@
         </w:rPr>
         <w:t>(</w:t>
       </w:r>
-      <w:proofErr w:type="gramEnd"/>
     </w:p>
     <w:p>
       <w:pPr>
@@ -2967,7 +2912,6 @@
         <w:t xml:space="preserve">                    </w:t>
       </w:r>
       <w:proofErr w:type="spellStart"/>
-      <w:proofErr w:type="gramStart"/>
       <w:r>
         <w:rPr>
           <w:rFonts w:ascii="Consolas" w:eastAsia="Times New Roman" w:hAnsi="Consolas" w:cs="Times New Roman"/>
@@ -3029,7 +2973,6 @@
         <w:t>Load</w:t>
       </w:r>
       <w:proofErr w:type="spellEnd"/>
-      <w:proofErr w:type="gramEnd"/>
       <w:r>
         <w:rPr>
           <w:rFonts w:ascii="Consolas" w:eastAsia="Times New Roman" w:hAnsi="Consolas" w:cs="Times New Roman"/>
@@ -3309,7 +3252,6 @@
         <w:t xml:space="preserve"> </w:t>
       </w:r>
       <w:proofErr w:type="spellStart"/>
-      <w:proofErr w:type="gramStart"/>
       <w:r>
         <w:rPr>
           <w:rFonts w:ascii="Consolas" w:eastAsia="Times New Roman" w:hAnsi="Consolas" w:cs="Times New Roman"/>
@@ -3335,7 +3277,6 @@
         </w:rPr>
         <w:t>(</w:t>
       </w:r>
-      <w:proofErr w:type="gramEnd"/>
     </w:p>
     <w:p>
       <w:pPr>
@@ -3364,7 +3305,6 @@
         <w:t xml:space="preserve">                    </w:t>
       </w:r>
       <w:proofErr w:type="spellStart"/>
-      <w:proofErr w:type="gramStart"/>
       <w:r>
         <w:rPr>
           <w:rFonts w:ascii="Consolas" w:eastAsia="Times New Roman" w:hAnsi="Consolas" w:cs="Times New Roman"/>
@@ -3426,7 +3366,6 @@
         <w:t>Load</w:t>
       </w:r>
       <w:proofErr w:type="spellEnd"/>
-      <w:proofErr w:type="gramEnd"/>
       <w:r>
         <w:rPr>
           <w:rFonts w:ascii="Consolas" w:eastAsia="Times New Roman" w:hAnsi="Consolas" w:cs="Times New Roman"/>
@@ -3653,7 +3592,6 @@
         <w:t xml:space="preserve"> </w:t>
       </w:r>
       <w:proofErr w:type="spellStart"/>
-      <w:proofErr w:type="gramStart"/>
       <w:r>
         <w:rPr>
           <w:rFonts w:ascii="Consolas" w:eastAsia="Times New Roman" w:hAnsi="Consolas" w:cs="Times New Roman"/>
@@ -3679,7 +3617,6 @@
         </w:rPr>
         <w:t>(</w:t>
       </w:r>
-      <w:proofErr w:type="gramEnd"/>
       <w:r>
         <w:rPr>
           <w:rFonts w:ascii="Consolas" w:eastAsia="Times New Roman" w:hAnsi="Consolas" w:cs="Times New Roman"/>
@@ -3921,7 +3858,6 @@
           <w14:ligatures w14:val="none"/>
         </w:rPr>
       </w:pPr>
-      <w:proofErr w:type="gramStart"/>
       <w:r>
         <w:rPr>
           <w:rFonts w:ascii="Consolas" w:eastAsia="Times New Roman" w:hAnsi="Consolas" w:cs="Times New Roman"/>
@@ -3934,7 +3870,6 @@
         </w:rPr>
         <w:t>public</w:t>
       </w:r>
-      <w:proofErr w:type="gramEnd"/>
       <w:r>
         <w:rPr>
           <w:rFonts w:ascii="Consolas" w:eastAsia="Times New Roman" w:hAnsi="Consolas" w:cs="Times New Roman"/>
@@ -3996,7 +3931,6 @@
         <w:t xml:space="preserve"> </w:t>
       </w:r>
       <w:proofErr w:type="spellStart"/>
-      <w:proofErr w:type="gramStart"/>
       <w:r>
         <w:rPr>
           <w:rFonts w:ascii="Consolas" w:eastAsia="Times New Roman" w:hAnsi="Consolas" w:cs="Times New Roman"/>
@@ -4020,20 +3954,7 @@
           <w:lang w:val="en-US" w:eastAsia="nl-BE"/>
           <w14:ligatures w14:val="none"/>
         </w:rPr>
-        <w:t xml:space="preserve"> :</w:t>
-      </w:r>
-      <w:proofErr w:type="gramEnd"/>
-      <w:r>
-        <w:rPr>
-          <w:rFonts w:ascii="Consolas" w:eastAsia="Times New Roman" w:hAnsi="Consolas" w:cs="Times New Roman"/>
-          <w:color w:val="000000"/>
-          <w:kern w:val="0"/>
-          <w:sz w:val="21"/>
-          <w:szCs w:val="21"/>
-          <w:lang w:val="en-US" w:eastAsia="nl-BE"/>
-          <w14:ligatures w14:val="none"/>
-        </w:rPr>
-        <w:t xml:space="preserve"> </w:t>
+        <w:t xml:space="preserve"> : </w:t>
       </w:r>
       <w:proofErr w:type="spellStart"/>
       <w:r>
@@ -4165,7 +4086,6 @@
         <w:t xml:space="preserve"> </w:t>
       </w:r>
       <w:proofErr w:type="spellStart"/>
-      <w:proofErr w:type="gramStart"/>
       <w:r>
         <w:rPr>
           <w:rFonts w:ascii="Consolas" w:eastAsia="Times New Roman" w:hAnsi="Consolas" w:cs="Times New Roman"/>
@@ -4204,7 +4124,6 @@
         <w:t>(</w:t>
       </w:r>
       <w:proofErr w:type="spellStart"/>
-      <w:proofErr w:type="gramEnd"/>
       <w:r>
         <w:rPr>
           <w:rFonts w:ascii="Consolas" w:eastAsia="Times New Roman" w:hAnsi="Consolas" w:cs="Times New Roman"/>
@@ -4424,7 +4343,6 @@
         </w:rPr>
         <w:t xml:space="preserve"> </w:t>
       </w:r>
-      <w:proofErr w:type="gramStart"/>
       <w:r>
         <w:rPr>
           <w:rFonts w:ascii="Consolas" w:eastAsia="Times New Roman" w:hAnsi="Consolas" w:cs="Times New Roman"/>
@@ -4447,20 +4365,7 @@
           <w:lang w:val="en-US" w:eastAsia="nl-BE"/>
           <w14:ligatures w14:val="none"/>
         </w:rPr>
-        <w:t xml:space="preserve"> :</w:t>
-      </w:r>
-      <w:proofErr w:type="gramEnd"/>
-      <w:r>
-        <w:rPr>
-          <w:rFonts w:ascii="Consolas" w:eastAsia="Times New Roman" w:hAnsi="Consolas" w:cs="Times New Roman"/>
-          <w:color w:val="000000"/>
-          <w:kern w:val="0"/>
-          <w:sz w:val="21"/>
-          <w:szCs w:val="21"/>
-          <w:lang w:val="en-US" w:eastAsia="nl-BE"/>
-          <w14:ligatures w14:val="none"/>
-        </w:rPr>
-        <w:t xml:space="preserve"> </w:t>
+        <w:t xml:space="preserve"> : </w:t>
       </w:r>
       <w:r>
         <w:rPr>
@@ -4601,7 +4506,6 @@
         <w:t xml:space="preserve"> </w:t>
       </w:r>
       <w:proofErr w:type="spellStart"/>
-      <w:proofErr w:type="gramStart"/>
       <w:r>
         <w:rPr>
           <w:rFonts w:ascii="Consolas" w:eastAsia="Times New Roman" w:hAnsi="Consolas" w:cs="Times New Roman"/>
@@ -4628,7 +4532,6 @@
         <w:t>(</w:t>
       </w:r>
       <w:proofErr w:type="spellStart"/>
-      <w:proofErr w:type="gramEnd"/>
       <w:r>
         <w:rPr>
           <w:rFonts w:ascii="Consolas" w:eastAsia="Times New Roman" w:hAnsi="Consolas" w:cs="Times New Roman"/>
@@ -4735,7 +4638,6 @@
         <w:t xml:space="preserve">        </w:t>
       </w:r>
       <w:proofErr w:type="spellStart"/>
-      <w:proofErr w:type="gramStart"/>
       <w:r>
         <w:rPr>
           <w:rFonts w:ascii="Consolas" w:eastAsia="Times New Roman" w:hAnsi="Consolas" w:cs="Times New Roman"/>
@@ -4773,7 +4675,6 @@
         <w:t>UpdateBehavior</w:t>
       </w:r>
       <w:proofErr w:type="spellEnd"/>
-      <w:proofErr w:type="gramEnd"/>
       <w:r>
         <w:rPr>
           <w:rFonts w:ascii="Consolas" w:eastAsia="Times New Roman" w:hAnsi="Consolas" w:cs="Times New Roman"/>
@@ -4861,20 +4762,7 @@
           <w:lang w:val="en-US" w:eastAsia="nl-BE"/>
           <w14:ligatures w14:val="none"/>
         </w:rPr>
-        <w:t xml:space="preserve"> </w:t>
-      </w:r>
-      <w:proofErr w:type="gramStart"/>
-      <w:r>
-        <w:rPr>
-          <w:rFonts w:ascii="Consolas" w:eastAsia="Times New Roman" w:hAnsi="Consolas" w:cs="Times New Roman"/>
-          <w:color w:val="000000"/>
-          <w:kern w:val="0"/>
-          <w:sz w:val="21"/>
-          <w:szCs w:val="21"/>
-          <w:lang w:val="en-US" w:eastAsia="nl-BE"/>
-          <w14:ligatures w14:val="none"/>
-        </w:rPr>
-        <w:t>(!</w:t>
+        <w:t xml:space="preserve"> (!</w:t>
       </w:r>
       <w:proofErr w:type="spellStart"/>
       <w:r>
@@ -4890,7 +4778,6 @@
         <w:t>isAttacking</w:t>
       </w:r>
       <w:proofErr w:type="spellEnd"/>
-      <w:proofErr w:type="gramEnd"/>
       <w:r>
         <w:rPr>
           <w:rFonts w:ascii="Consolas" w:eastAsia="Times New Roman" w:hAnsi="Consolas" w:cs="Times New Roman"/>
@@ -4931,7 +4818,6 @@
         <w:t xml:space="preserve">            </w:t>
       </w:r>
       <w:proofErr w:type="spellStart"/>
-      <w:proofErr w:type="gramStart"/>
       <w:r>
         <w:rPr>
           <w:rFonts w:ascii="Consolas" w:eastAsia="Times New Roman" w:hAnsi="Consolas" w:cs="Times New Roman"/>
@@ -4955,20 +4841,7 @@
           <w:lang w:val="en-US" w:eastAsia="nl-BE"/>
           <w14:ligatures w14:val="none"/>
         </w:rPr>
-        <w:t>(</w:t>
-      </w:r>
-      <w:proofErr w:type="gramEnd"/>
-      <w:r>
-        <w:rPr>
-          <w:rFonts w:ascii="Consolas" w:eastAsia="Times New Roman" w:hAnsi="Consolas" w:cs="Times New Roman"/>
-          <w:color w:val="000000"/>
-          <w:kern w:val="0"/>
-          <w:sz w:val="21"/>
-          <w:szCs w:val="21"/>
-          <w:lang w:val="en-US" w:eastAsia="nl-BE"/>
-          <w14:ligatures w14:val="none"/>
-        </w:rPr>
-        <w:t>);</w:t>
+        <w:t>();</w:t>
       </w:r>
     </w:p>
     <w:p>
@@ -5181,7 +5054,6 @@
         </w:rPr>
         <w:t xml:space="preserve">    </w:t>
       </w:r>
-      <w:proofErr w:type="gramStart"/>
       <w:r>
         <w:rPr>
           <w:rFonts w:ascii="Consolas" w:eastAsia="Times New Roman" w:hAnsi="Consolas" w:cs="Times New Roman"/>
@@ -5194,7 +5066,6 @@
         </w:rPr>
         <w:t>public</w:t>
       </w:r>
-      <w:proofErr w:type="gramEnd"/>
       <w:r>
         <w:rPr>
           <w:rFonts w:ascii="Consolas" w:eastAsia="Times New Roman" w:hAnsi="Consolas" w:cs="Times New Roman"/>
@@ -5323,7 +5194,6 @@
         </w:rPr>
         <w:t xml:space="preserve"> </w:t>
       </w:r>
-      <w:proofErr w:type="gramStart"/>
       <w:r>
         <w:rPr>
           <w:rFonts w:ascii="Consolas" w:eastAsia="Times New Roman" w:hAnsi="Consolas" w:cs="Times New Roman"/>
@@ -5346,20 +5216,7 @@
           <w:lang w:val="en-US" w:eastAsia="nl-BE"/>
           <w14:ligatures w14:val="none"/>
         </w:rPr>
-        <w:t>(</w:t>
-      </w:r>
-      <w:proofErr w:type="gramEnd"/>
-      <w:r>
-        <w:rPr>
-          <w:rFonts w:ascii="Consolas" w:eastAsia="Times New Roman" w:hAnsi="Consolas" w:cs="Times New Roman"/>
-          <w:color w:val="000000"/>
-          <w:kern w:val="0"/>
-          <w:sz w:val="21"/>
-          <w:szCs w:val="21"/>
-          <w:lang w:val="en-US" w:eastAsia="nl-BE"/>
-          <w14:ligatures w14:val="none"/>
-        </w:rPr>
-        <w:t>);</w:t>
+        <w:t>();</w:t>
       </w:r>
     </w:p>
     <w:p>
@@ -5458,7 +5315,6 @@
         </w:rPr>
         <w:t xml:space="preserve"> </w:t>
       </w:r>
-      <w:proofErr w:type="gramStart"/>
       <w:r>
         <w:rPr>
           <w:rFonts w:ascii="Consolas" w:eastAsia="Times New Roman" w:hAnsi="Consolas" w:cs="Times New Roman"/>
@@ -5483,7 +5339,6 @@
         </w:rPr>
         <w:t>(</w:t>
       </w:r>
-      <w:proofErr w:type="gramEnd"/>
       <w:r>
         <w:rPr>
           <w:rFonts w:ascii="Consolas" w:eastAsia="Times New Roman" w:hAnsi="Consolas" w:cs="Times New Roman"/>
@@ -5662,7 +5517,6 @@
         </w:rPr>
         <w:t xml:space="preserve"> = </w:t>
       </w:r>
-      <w:proofErr w:type="gramStart"/>
       <w:r>
         <w:rPr>
           <w:rFonts w:ascii="Consolas" w:eastAsia="Times New Roman" w:hAnsi="Consolas" w:cs="Times New Roman"/>
@@ -5687,7 +5541,6 @@
         </w:rPr>
         <w:t>;</w:t>
       </w:r>
-      <w:proofErr w:type="gramEnd"/>
     </w:p>
     <w:p>
       <w:pPr>
@@ -5791,33 +5644,7 @@
           <w:lang w:val="en-US" w:eastAsia="nl-BE"/>
           <w14:ligatures w14:val="none"/>
         </w:rPr>
-        <w:t xml:space="preserve">In </w:t>
-      </w:r>
-      <w:proofErr w:type="gramStart"/>
-      <w:r>
-        <w:rPr>
-          <w:rFonts w:ascii="Consolas" w:eastAsia="Times New Roman" w:hAnsi="Consolas" w:cs="Times New Roman"/>
-          <w:color w:val="008000"/>
-          <w:kern w:val="0"/>
-          <w:sz w:val="21"/>
-          <w:szCs w:val="21"/>
-          <w:lang w:val="en-US" w:eastAsia="nl-BE"/>
-          <w14:ligatures w14:val="none"/>
-        </w:rPr>
-        <w:t>Update(</w:t>
-      </w:r>
-      <w:proofErr w:type="gramEnd"/>
-      <w:r>
-        <w:rPr>
-          <w:rFonts w:ascii="Consolas" w:eastAsia="Times New Roman" w:hAnsi="Consolas" w:cs="Times New Roman"/>
-          <w:color w:val="008000"/>
-          <w:kern w:val="0"/>
-          <w:sz w:val="21"/>
-          <w:szCs w:val="21"/>
-          <w:lang w:val="en-US" w:eastAsia="nl-BE"/>
-          <w14:ligatures w14:val="none"/>
-        </w:rPr>
-        <w:t>) method</w:t>
+        <w:t>In Update() method</w:t>
       </w:r>
     </w:p>
     <w:p>
@@ -5930,22 +5757,8 @@
           <w:lang w:val="en-US" w:eastAsia="nl-BE"/>
           <w14:ligatures w14:val="none"/>
         </w:rPr>
-        <w:t>(</w:t>
-      </w:r>
-      <w:proofErr w:type="gramStart"/>
-      <w:r>
-        <w:rPr>
-          <w:rFonts w:ascii="Consolas" w:eastAsia="Times New Roman" w:hAnsi="Consolas" w:cs="Times New Roman"/>
-          <w:color w:val="000000"/>
-          <w:kern w:val="0"/>
-          <w:sz w:val="21"/>
-          <w:szCs w:val="21"/>
-          <w:lang w:val="en-US" w:eastAsia="nl-BE"/>
-          <w14:ligatures w14:val="none"/>
-        </w:rPr>
-        <w:t>);</w:t>
-      </w:r>
-      <w:proofErr w:type="gramEnd"/>
+        <w:t>();</w:t>
+      </w:r>
     </w:p>
     <w:p>
       <w:pPr>
@@ -6176,22 +5989,8 @@
           <w:lang w:val="en-US" w:eastAsia="nl-BE"/>
           <w14:ligatures w14:val="none"/>
         </w:rPr>
-        <w:t>(</w:t>
-      </w:r>
-      <w:proofErr w:type="gramStart"/>
-      <w:r>
-        <w:rPr>
-          <w:rFonts w:ascii="Consolas" w:eastAsia="Times New Roman" w:hAnsi="Consolas" w:cs="Times New Roman"/>
-          <w:color w:val="000000"/>
-          <w:kern w:val="0"/>
-          <w:sz w:val="21"/>
-          <w:szCs w:val="21"/>
-          <w:lang w:val="en-US" w:eastAsia="nl-BE"/>
-          <w14:ligatures w14:val="none"/>
-        </w:rPr>
-        <w:t>);</w:t>
-      </w:r>
-      <w:proofErr w:type="gramEnd"/>
+        <w:t>();</w:t>
+      </w:r>
     </w:p>
     <w:p/>
     <w:p>
@@ -6321,7 +6120,6 @@
         <w:t xml:space="preserve"> </w:t>
       </w:r>
       <w:proofErr w:type="spellStart"/>
-      <w:proofErr w:type="gramStart"/>
       <w:r>
         <w:rPr>
           <w:rFonts w:ascii="Consolas" w:eastAsia="Times New Roman" w:hAnsi="Consolas" w:cs="Times New Roman"/>
@@ -6345,20 +6143,7 @@
           <w:lang w:val="en-US" w:eastAsia="nl-BE"/>
           <w14:ligatures w14:val="none"/>
         </w:rPr>
-        <w:t>(</w:t>
-      </w:r>
-      <w:proofErr w:type="gramEnd"/>
-      <w:r>
-        <w:rPr>
-          <w:rFonts w:ascii="Consolas" w:eastAsia="Times New Roman" w:hAnsi="Consolas" w:cs="Times New Roman"/>
-          <w:color w:val="000000"/>
-          <w:kern w:val="0"/>
-          <w:sz w:val="21"/>
-          <w:szCs w:val="21"/>
-          <w:lang w:val="en-US" w:eastAsia="nl-BE"/>
-          <w14:ligatures w14:val="none"/>
-        </w:rPr>
-        <w:t>)</w:t>
+        <w:t>()</w:t>
       </w:r>
     </w:p>
     <w:p>
@@ -6436,20 +6221,7 @@
           <w:lang w:val="en-US" w:eastAsia="nl-BE"/>
           <w14:ligatures w14:val="none"/>
         </w:rPr>
-        <w:t xml:space="preserve"> </w:t>
-      </w:r>
-      <w:proofErr w:type="gramStart"/>
-      <w:r>
-        <w:rPr>
-          <w:rFonts w:ascii="Consolas" w:eastAsia="Times New Roman" w:hAnsi="Consolas" w:cs="Times New Roman"/>
-          <w:color w:val="000000"/>
-          <w:kern w:val="0"/>
-          <w:sz w:val="21"/>
-          <w:szCs w:val="21"/>
-          <w:lang w:val="en-US" w:eastAsia="nl-BE"/>
-          <w14:ligatures w14:val="none"/>
-        </w:rPr>
-        <w:t>(!</w:t>
+        <w:t xml:space="preserve"> (!</w:t>
       </w:r>
       <w:proofErr w:type="spellStart"/>
       <w:r>
@@ -6465,7 +6237,6 @@
         <w:t>isInvulnerable</w:t>
       </w:r>
       <w:proofErr w:type="spellEnd"/>
-      <w:proofErr w:type="gramEnd"/>
       <w:r>
         <w:rPr>
           <w:rFonts w:ascii="Consolas" w:eastAsia="Times New Roman" w:hAnsi="Consolas" w:cs="Times New Roman"/>
@@ -6556,22 +6327,8 @@
           <w:lang w:val="en-US" w:eastAsia="nl-BE"/>
           <w14:ligatures w14:val="none"/>
         </w:rPr>
-        <w:t>-</w:t>
-      </w:r>
-      <w:proofErr w:type="gramStart"/>
-      <w:r>
-        <w:rPr>
-          <w:rFonts w:ascii="Consolas" w:eastAsia="Times New Roman" w:hAnsi="Consolas" w:cs="Times New Roman"/>
-          <w:color w:val="000000"/>
-          <w:kern w:val="0"/>
-          <w:sz w:val="21"/>
-          <w:szCs w:val="21"/>
-          <w:lang w:val="en-US" w:eastAsia="nl-BE"/>
-          <w14:ligatures w14:val="none"/>
-        </w:rPr>
-        <w:t>-;</w:t>
-      </w:r>
-      <w:proofErr w:type="gramEnd"/>
+        <w:t>--;</w:t>
+      </w:r>
     </w:p>
     <w:p>
       <w:pPr>
@@ -6625,7 +6382,6 @@
         </w:rPr>
         <w:t xml:space="preserve"> = </w:t>
       </w:r>
-      <w:proofErr w:type="gramStart"/>
       <w:r>
         <w:rPr>
           <w:rFonts w:ascii="Consolas" w:eastAsia="Times New Roman" w:hAnsi="Consolas" w:cs="Times New Roman"/>
@@ -6650,7 +6406,6 @@
         </w:rPr>
         <w:t>;</w:t>
       </w:r>
-      <w:proofErr w:type="gramEnd"/>
     </w:p>
     <w:p>
       <w:pPr>
@@ -6705,7 +6460,6 @@
         <w:t xml:space="preserve"> = </w:t>
       </w:r>
       <w:proofErr w:type="spellStart"/>
-      <w:proofErr w:type="gramStart"/>
       <w:r>
         <w:rPr>
           <w:rFonts w:ascii="Consolas" w:eastAsia="Times New Roman" w:hAnsi="Consolas" w:cs="Times New Roman"/>
@@ -6731,7 +6485,6 @@
         </w:rPr>
         <w:t>;</w:t>
       </w:r>
-      <w:proofErr w:type="gramEnd"/>
     </w:p>
     <w:p>
       <w:pPr>
@@ -6760,7 +6513,6 @@
         <w:t xml:space="preserve">                </w:t>
       </w:r>
       <w:proofErr w:type="spellStart"/>
-      <w:proofErr w:type="gramStart"/>
       <w:r>
         <w:rPr>
           <w:rFonts w:ascii="Consolas" w:eastAsia="Times New Roman" w:hAnsi="Consolas" w:cs="Times New Roman"/>
@@ -6786,7 +6538,6 @@
         </w:rPr>
         <w:t>?.</w:t>
       </w:r>
-      <w:proofErr w:type="gramEnd"/>
       <w:r>
         <w:rPr>
           <w:rFonts w:ascii="Consolas" w:eastAsia="Times New Roman" w:hAnsi="Consolas" w:cs="Times New Roman"/>
@@ -6982,7 +6733,6 @@
         <w:t xml:space="preserve">                    </w:t>
       </w:r>
       <w:proofErr w:type="spellStart"/>
-      <w:proofErr w:type="gramStart"/>
       <w:r>
         <w:rPr>
           <w:rFonts w:ascii="Consolas" w:eastAsia="Times New Roman" w:hAnsi="Consolas" w:cs="Times New Roman"/>
@@ -7008,7 +6758,6 @@
         </w:rPr>
         <w:t>?.</w:t>
       </w:r>
-      <w:proofErr w:type="gramEnd"/>
       <w:r>
         <w:rPr>
           <w:rFonts w:ascii="Consolas" w:eastAsia="Times New Roman" w:hAnsi="Consolas" w:cs="Times New Roman"/>
@@ -7220,7 +6969,6 @@
         <w:t xml:space="preserve"> </w:t>
       </w:r>
       <w:proofErr w:type="spellStart"/>
-      <w:proofErr w:type="gramStart"/>
       <w:r>
         <w:rPr>
           <w:rFonts w:ascii="Consolas" w:eastAsia="Times New Roman" w:hAnsi="Consolas" w:cs="Times New Roman"/>
@@ -7246,7 +6994,6 @@
         </w:rPr>
         <w:t>(</w:t>
       </w:r>
-      <w:proofErr w:type="gramEnd"/>
       <w:r>
         <w:rPr>
           <w:rFonts w:ascii="Consolas" w:eastAsia="Times New Roman" w:hAnsi="Consolas" w:cs="Times New Roman"/>
